--- a/teaching.docs/Core_Loading_Simulator_Teaching_Presentation.docx
+++ b/teaching.docs/Core_Loading_Simulator_Teaching_Presentation.docx
@@ -104,40 +104,7 @@
               <w:spacing w:before="700"/>
               <w:jc w:val="center"/>
             </w:pPr>
-            <w:r>
-              <w:drawing>
-                <wp:inline xmlns:a="http://schemas.openxmlformats.org/drawingml/2006/main" xmlns:pic="http://schemas.openxmlformats.org/drawingml/2006/picture">
-                  <wp:extent cx="2423160" cy="809954"/>
-                  <wp:docPr id="1" name="Picture 1"/>
-                  <wp:cNvGraphicFramePr>
-                    <a:graphicFrameLocks noChangeAspect="1"/>
-                  </wp:cNvGraphicFramePr>
-                  <a:graphic>
-                    <a:graphicData uri="http://schemas.openxmlformats.org/drawingml/2006/picture">
-                      <pic:pic>
-                        <pic:nvPicPr>
-                          <pic:cNvPr id="0" name="UTM.logo.png"/>
-                          <pic:cNvPicPr/>
-                        </pic:nvPicPr>
-                        <pic:blipFill>
-                          <a:blip r:embed="rId10"/>
-                          <a:stretch>
-                            <a:fillRect/>
-                          </a:stretch>
-                        </pic:blipFill>
-                        <pic:spPr>
-                          <a:xfrm>
-                            <a:off x="0" y="0"/>
-                            <a:ext cx="2423160" cy="809954"/>
-                          </a:xfrm>
-                          <a:prstGeom prst="rect"/>
-                        </pic:spPr>
-                      </pic:pic>
-                    </a:graphicData>
-                  </a:graphic>
-                </wp:inline>
-              </w:drawing>
-            </w:r>
+            <w:r/>
           </w:p>
           <w:p>
             <w:pPr>
@@ -168,7 +135,7 @@
                 <w:color w:val="F4DDE5"/>
                 <w:sz w:val="21"/>
               </w:rPr>
-              <w:t>Universiti Teknologi Malaysia</w:t>
+              <w:t/>
             </w:r>
           </w:p>
         </w:tc>
@@ -305,40 +272,7 @@
               <w:spacing w:after="0"/>
               <w:jc w:val="left"/>
             </w:pPr>
-            <w:r>
-              <w:drawing>
-                <wp:inline xmlns:a="http://schemas.openxmlformats.org/drawingml/2006/main" xmlns:pic="http://schemas.openxmlformats.org/drawingml/2006/picture">
-                  <wp:extent cx="1325880" cy="443183"/>
-                  <wp:docPr id="2" name="Picture 2"/>
-                  <wp:cNvGraphicFramePr>
-                    <a:graphicFrameLocks noChangeAspect="1"/>
-                  </wp:cNvGraphicFramePr>
-                  <a:graphic>
-                    <a:graphicData uri="http://schemas.openxmlformats.org/drawingml/2006/picture">
-                      <pic:pic>
-                        <pic:nvPicPr>
-                          <pic:cNvPr id="0" name="UTM.logo.png"/>
-                          <pic:cNvPicPr/>
-                        </pic:nvPicPr>
-                        <pic:blipFill>
-                          <a:blip r:embed="rId10"/>
-                          <a:stretch>
-                            <a:fillRect/>
-                          </a:stretch>
-                        </pic:blipFill>
-                        <pic:spPr>
-                          <a:xfrm>
-                            <a:off x="0" y="0"/>
-                            <a:ext cx="1325880" cy="443183"/>
-                          </a:xfrm>
-                          <a:prstGeom prst="rect"/>
-                        </pic:spPr>
-                      </pic:pic>
-                    </a:graphicData>
-                  </a:graphic>
-                </wp:inline>
-              </w:drawing>
-            </w:r>
+            <w:r/>
           </w:p>
         </w:tc>
         <w:tc>
@@ -715,40 +649,7 @@
               <w:spacing w:after="0"/>
               <w:jc w:val="left"/>
             </w:pPr>
-            <w:r>
-              <w:drawing>
-                <wp:inline xmlns:a="http://schemas.openxmlformats.org/drawingml/2006/main" xmlns:pic="http://schemas.openxmlformats.org/drawingml/2006/picture">
-                  <wp:extent cx="1325880" cy="443183"/>
-                  <wp:docPr id="3" name="Picture 3"/>
-                  <wp:cNvGraphicFramePr>
-                    <a:graphicFrameLocks noChangeAspect="1"/>
-                  </wp:cNvGraphicFramePr>
-                  <a:graphic>
-                    <a:graphicData uri="http://schemas.openxmlformats.org/drawingml/2006/picture">
-                      <pic:pic>
-                        <pic:nvPicPr>
-                          <pic:cNvPr id="0" name="UTM.logo.png"/>
-                          <pic:cNvPicPr/>
-                        </pic:nvPicPr>
-                        <pic:blipFill>
-                          <a:blip r:embed="rId10"/>
-                          <a:stretch>
-                            <a:fillRect/>
-                          </a:stretch>
-                        </pic:blipFill>
-                        <pic:spPr>
-                          <a:xfrm>
-                            <a:off x="0" y="0"/>
-                            <a:ext cx="1325880" cy="443183"/>
-                          </a:xfrm>
-                          <a:prstGeom prst="rect"/>
-                        </pic:spPr>
-                      </pic:pic>
-                    </a:graphicData>
-                  </a:graphic>
-                </wp:inline>
-              </w:drawing>
-            </w:r>
+            <w:r/>
           </w:p>
         </w:tc>
         <w:tc>
@@ -1184,40 +1085,7 @@
               <w:spacing w:after="0"/>
               <w:jc w:val="left"/>
             </w:pPr>
-            <w:r>
-              <w:drawing>
-                <wp:inline xmlns:a="http://schemas.openxmlformats.org/drawingml/2006/main" xmlns:pic="http://schemas.openxmlformats.org/drawingml/2006/picture">
-                  <wp:extent cx="1325880" cy="443183"/>
-                  <wp:docPr id="4" name="Picture 4"/>
-                  <wp:cNvGraphicFramePr>
-                    <a:graphicFrameLocks noChangeAspect="1"/>
-                  </wp:cNvGraphicFramePr>
-                  <a:graphic>
-                    <a:graphicData uri="http://schemas.openxmlformats.org/drawingml/2006/picture">
-                      <pic:pic>
-                        <pic:nvPicPr>
-                          <pic:cNvPr id="0" name="UTM.logo.png"/>
-                          <pic:cNvPicPr/>
-                        </pic:nvPicPr>
-                        <pic:blipFill>
-                          <a:blip r:embed="rId10"/>
-                          <a:stretch>
-                            <a:fillRect/>
-                          </a:stretch>
-                        </pic:blipFill>
-                        <pic:spPr>
-                          <a:xfrm>
-                            <a:off x="0" y="0"/>
-                            <a:ext cx="1325880" cy="443183"/>
-                          </a:xfrm>
-                          <a:prstGeom prst="rect"/>
-                        </pic:spPr>
-                      </pic:pic>
-                    </a:graphicData>
-                  </a:graphic>
-                </wp:inline>
-              </w:drawing>
-            </w:r>
+            <w:r/>
           </w:p>
         </w:tc>
         <w:tc>
@@ -1624,40 +1492,7 @@
               <w:spacing w:after="0"/>
               <w:jc w:val="left"/>
             </w:pPr>
-            <w:r>
-              <w:drawing>
-                <wp:inline xmlns:a="http://schemas.openxmlformats.org/drawingml/2006/main" xmlns:pic="http://schemas.openxmlformats.org/drawingml/2006/picture">
-                  <wp:extent cx="1325880" cy="443183"/>
-                  <wp:docPr id="5" name="Picture 5"/>
-                  <wp:cNvGraphicFramePr>
-                    <a:graphicFrameLocks noChangeAspect="1"/>
-                  </wp:cNvGraphicFramePr>
-                  <a:graphic>
-                    <a:graphicData uri="http://schemas.openxmlformats.org/drawingml/2006/picture">
-                      <pic:pic>
-                        <pic:nvPicPr>
-                          <pic:cNvPr id="0" name="UTM.logo.png"/>
-                          <pic:cNvPicPr/>
-                        </pic:nvPicPr>
-                        <pic:blipFill>
-                          <a:blip r:embed="rId10"/>
-                          <a:stretch>
-                            <a:fillRect/>
-                          </a:stretch>
-                        </pic:blipFill>
-                        <pic:spPr>
-                          <a:xfrm>
-                            <a:off x="0" y="0"/>
-                            <a:ext cx="1325880" cy="443183"/>
-                          </a:xfrm>
-                          <a:prstGeom prst="rect"/>
-                        </pic:spPr>
-                      </pic:pic>
-                    </a:graphicData>
-                  </a:graphic>
-                </wp:inline>
-              </w:drawing>
-            </w:r>
+            <w:r/>
           </w:p>
         </w:tc>
         <w:tc>
@@ -2153,40 +1988,7 @@
               <w:spacing w:after="0"/>
               <w:jc w:val="left"/>
             </w:pPr>
-            <w:r>
-              <w:drawing>
-                <wp:inline xmlns:a="http://schemas.openxmlformats.org/drawingml/2006/main" xmlns:pic="http://schemas.openxmlformats.org/drawingml/2006/picture">
-                  <wp:extent cx="1325880" cy="443183"/>
-                  <wp:docPr id="6" name="Picture 6"/>
-                  <wp:cNvGraphicFramePr>
-                    <a:graphicFrameLocks noChangeAspect="1"/>
-                  </wp:cNvGraphicFramePr>
-                  <a:graphic>
-                    <a:graphicData uri="http://schemas.openxmlformats.org/drawingml/2006/picture">
-                      <pic:pic>
-                        <pic:nvPicPr>
-                          <pic:cNvPr id="0" name="UTM.logo.png"/>
-                          <pic:cNvPicPr/>
-                        </pic:nvPicPr>
-                        <pic:blipFill>
-                          <a:blip r:embed="rId10"/>
-                          <a:stretch>
-                            <a:fillRect/>
-                          </a:stretch>
-                        </pic:blipFill>
-                        <pic:spPr>
-                          <a:xfrm>
-                            <a:off x="0" y="0"/>
-                            <a:ext cx="1325880" cy="443183"/>
-                          </a:xfrm>
-                          <a:prstGeom prst="rect"/>
-                        </pic:spPr>
-                      </pic:pic>
-                    </a:graphicData>
-                  </a:graphic>
-                </wp:inline>
-              </w:drawing>
-            </w:r>
+            <w:r/>
           </w:p>
         </w:tc>
         <w:tc>
@@ -2553,40 +2355,7 @@
               <w:spacing w:after="0"/>
               <w:jc w:val="left"/>
             </w:pPr>
-            <w:r>
-              <w:drawing>
-                <wp:inline xmlns:a="http://schemas.openxmlformats.org/drawingml/2006/main" xmlns:pic="http://schemas.openxmlformats.org/drawingml/2006/picture">
-                  <wp:extent cx="1325880" cy="443183"/>
-                  <wp:docPr id="7" name="Picture 7"/>
-                  <wp:cNvGraphicFramePr>
-                    <a:graphicFrameLocks noChangeAspect="1"/>
-                  </wp:cNvGraphicFramePr>
-                  <a:graphic>
-                    <a:graphicData uri="http://schemas.openxmlformats.org/drawingml/2006/picture">
-                      <pic:pic>
-                        <pic:nvPicPr>
-                          <pic:cNvPr id="0" name="UTM.logo.png"/>
-                          <pic:cNvPicPr/>
-                        </pic:nvPicPr>
-                        <pic:blipFill>
-                          <a:blip r:embed="rId10"/>
-                          <a:stretch>
-                            <a:fillRect/>
-                          </a:stretch>
-                        </pic:blipFill>
-                        <pic:spPr>
-                          <a:xfrm>
-                            <a:off x="0" y="0"/>
-                            <a:ext cx="1325880" cy="443183"/>
-                          </a:xfrm>
-                          <a:prstGeom prst="rect"/>
-                        </pic:spPr>
-                      </pic:pic>
-                    </a:graphicData>
-                  </a:graphic>
-                </wp:inline>
-              </w:drawing>
-            </w:r>
+            <w:r/>
           </w:p>
         </w:tc>
         <w:tc>
